--- a/江科大自化协/常用资料(自己整理)/Keil/Keil安装资料/Keil5安装.docx
+++ b/江科大自化协/常用资料(自己整理)/Keil/Keil安装资料/Keil5安装.docx
@@ -131,11 +131,19 @@
     <w:p/>
     <w:p/>
     <w:p>
+      <w:proofErr w:type="gramStart"/>
       <w:r>
         <w:rPr>
           <w:rFonts w:hint="eastAsia"/>
         </w:rPr>
-        <w:t>但是官网下载太慢了</w:t>
+        <w:t>但是官网下载</w:t>
+      </w:r>
+      <w:proofErr w:type="gramEnd"/>
+      <w:r>
+        <w:rPr>
+          <w:rFonts w:hint="eastAsia"/>
+        </w:rPr>
+        <w:t>太慢了</w:t>
       </w:r>
     </w:p>
     <w:p/>
@@ -1580,6 +1588,268 @@
           </wp:inline>
         </w:drawing>
       </w:r>
+    </w:p>
+    <w:p/>
+    <w:p/>
+    <w:p>
+      <w:pPr>
+        <w:pStyle w:val="2"/>
+      </w:pPr>
+      <w:r>
+        <w:t>window系统彻底卸载Keil5</w:t>
+      </w:r>
+    </w:p>
+    <w:p>
+      <w:pPr>
+        <w:pStyle w:val="3"/>
+        <w:rPr>
+          <w:rFonts w:hint="eastAsia"/>
+        </w:rPr>
+      </w:pPr>
+      <w:r>
+        <w:rPr>
+          <w:rFonts w:hint="eastAsia"/>
+        </w:rPr>
+        <w:t>教程1</w:t>
+      </w:r>
+    </w:p>
+    <w:p>
+      <w:hyperlink r:id="rId37" w:history="1">
+        <w:r>
+          <w:rPr>
+            <w:rStyle w:val="a7"/>
+          </w:rPr>
+          <w:t>https://blog.csdn.net/jzwjzw19900922/article/details/124702538</w:t>
+        </w:r>
+      </w:hyperlink>
+      <w:r>
+        <w:rPr>
+          <w:rFonts w:hint="eastAsia"/>
+        </w:rPr>
+        <w:t>‘</w:t>
+      </w:r>
+    </w:p>
+    <w:p>
+      <w:r>
+        <w:rPr>
+          <w:noProof/>
+        </w:rPr>
+        <w:lastRenderedPageBreak/>
+        <w:drawing>
+          <wp:inline distT="0" distB="0" distL="0" distR="0" wp14:anchorId="21B2F8C4" wp14:editId="55D4C4BD">
+            <wp:extent cx="5274310" cy="3038475"/>
+            <wp:effectExtent l="0" t="0" r="2540" b="9525"/>
+            <wp:docPr id="223958506" name="图片 1"/>
+            <wp:cNvGraphicFramePr>
+              <a:graphicFrameLocks xmlns:a="http://schemas.openxmlformats.org/drawingml/2006/main" noChangeAspect="1"/>
+            </wp:cNvGraphicFramePr>
+            <a:graphic xmlns:a="http://schemas.openxmlformats.org/drawingml/2006/main">
+              <a:graphicData uri="http://schemas.openxmlformats.org/drawingml/2006/picture">
+                <pic:pic xmlns:pic="http://schemas.openxmlformats.org/drawingml/2006/picture">
+                  <pic:nvPicPr>
+                    <pic:cNvPr id="223958506" name=""/>
+                    <pic:cNvPicPr/>
+                  </pic:nvPicPr>
+                  <pic:blipFill>
+                    <a:blip r:embed="rId38"/>
+                    <a:stretch>
+                      <a:fillRect/>
+                    </a:stretch>
+                  </pic:blipFill>
+                  <pic:spPr>
+                    <a:xfrm>
+                      <a:off x="0" y="0"/>
+                      <a:ext cx="5274310" cy="3038475"/>
+                    </a:xfrm>
+                    <a:prstGeom prst="rect">
+                      <a:avLst/>
+                    </a:prstGeom>
+                  </pic:spPr>
+                </pic:pic>
+              </a:graphicData>
+            </a:graphic>
+          </wp:inline>
+        </w:drawing>
+      </w:r>
+    </w:p>
+    <w:p/>
+    <w:p>
+      <w:r>
+        <w:rPr>
+          <w:noProof/>
+        </w:rPr>
+        <w:drawing>
+          <wp:inline distT="0" distB="0" distL="0" distR="0" wp14:anchorId="535C5DC3" wp14:editId="50B86BDB">
+            <wp:extent cx="5274310" cy="1936750"/>
+            <wp:effectExtent l="0" t="0" r="2540" b="6350"/>
+            <wp:docPr id="77205275" name="图片 1"/>
+            <wp:cNvGraphicFramePr>
+              <a:graphicFrameLocks xmlns:a="http://schemas.openxmlformats.org/drawingml/2006/main" noChangeAspect="1"/>
+            </wp:cNvGraphicFramePr>
+            <a:graphic xmlns:a="http://schemas.openxmlformats.org/drawingml/2006/main">
+              <a:graphicData uri="http://schemas.openxmlformats.org/drawingml/2006/picture">
+                <pic:pic xmlns:pic="http://schemas.openxmlformats.org/drawingml/2006/picture">
+                  <pic:nvPicPr>
+                    <pic:cNvPr id="77205275" name=""/>
+                    <pic:cNvPicPr/>
+                  </pic:nvPicPr>
+                  <pic:blipFill>
+                    <a:blip r:embed="rId39"/>
+                    <a:stretch>
+                      <a:fillRect/>
+                    </a:stretch>
+                  </pic:blipFill>
+                  <pic:spPr>
+                    <a:xfrm>
+                      <a:off x="0" y="0"/>
+                      <a:ext cx="5274310" cy="1936750"/>
+                    </a:xfrm>
+                    <a:prstGeom prst="rect">
+                      <a:avLst/>
+                    </a:prstGeom>
+                  </pic:spPr>
+                </pic:pic>
+              </a:graphicData>
+            </a:graphic>
+          </wp:inline>
+        </w:drawing>
+      </w:r>
+    </w:p>
+    <w:p>
+      <w:pPr>
+        <w:rPr>
+          <w:rFonts w:hint="eastAsia"/>
+        </w:rPr>
+      </w:pPr>
+      <w:r>
+        <w:rPr>
+          <w:noProof/>
+        </w:rPr>
+        <w:lastRenderedPageBreak/>
+        <w:drawing>
+          <wp:inline distT="0" distB="0" distL="0" distR="0" wp14:anchorId="35405EBE" wp14:editId="2C8F7640">
+            <wp:extent cx="5274310" cy="4349115"/>
+            <wp:effectExtent l="0" t="0" r="2540" b="0"/>
+            <wp:docPr id="82597754" name="图片 1"/>
+            <wp:cNvGraphicFramePr>
+              <a:graphicFrameLocks xmlns:a="http://schemas.openxmlformats.org/drawingml/2006/main" noChangeAspect="1"/>
+            </wp:cNvGraphicFramePr>
+            <a:graphic xmlns:a="http://schemas.openxmlformats.org/drawingml/2006/main">
+              <a:graphicData uri="http://schemas.openxmlformats.org/drawingml/2006/picture">
+                <pic:pic xmlns:pic="http://schemas.openxmlformats.org/drawingml/2006/picture">
+                  <pic:nvPicPr>
+                    <pic:cNvPr id="82597754" name=""/>
+                    <pic:cNvPicPr/>
+                  </pic:nvPicPr>
+                  <pic:blipFill>
+                    <a:blip r:embed="rId40"/>
+                    <a:stretch>
+                      <a:fillRect/>
+                    </a:stretch>
+                  </pic:blipFill>
+                  <pic:spPr>
+                    <a:xfrm>
+                      <a:off x="0" y="0"/>
+                      <a:ext cx="5274310" cy="4349115"/>
+                    </a:xfrm>
+                    <a:prstGeom prst="rect">
+                      <a:avLst/>
+                    </a:prstGeom>
+                  </pic:spPr>
+                </pic:pic>
+              </a:graphicData>
+            </a:graphic>
+          </wp:inline>
+        </w:drawing>
+      </w:r>
+    </w:p>
+    <w:p>
+      <w:pPr>
+        <w:rPr>
+          <w:rFonts w:hint="eastAsia"/>
+        </w:rPr>
+      </w:pPr>
+    </w:p>
+    <w:p>
+      <w:pPr>
+        <w:pStyle w:val="3"/>
+      </w:pPr>
+      <w:r>
+        <w:rPr>
+          <w:rFonts w:hint="eastAsia"/>
+        </w:rPr>
+        <w:t>教程2</w:t>
+      </w:r>
+    </w:p>
+    <w:p>
+      <w:hyperlink r:id="rId41" w:history="1">
+        <w:r>
+          <w:rPr>
+            <w:rStyle w:val="a7"/>
+          </w:rPr>
+          <w:t>https://blog.csdn.net/qq_44578108/article/details/140317965</w:t>
+        </w:r>
+      </w:hyperlink>
+    </w:p>
+    <w:p>
+      <w:pPr>
+        <w:rPr>
+          <w:rFonts w:hint="eastAsia"/>
+        </w:rPr>
+      </w:pPr>
+    </w:p>
+    <w:p>
+      <w:r>
+        <w:rPr>
+          <w:noProof/>
+        </w:rPr>
+        <w:lastRenderedPageBreak/>
+        <w:drawing>
+          <wp:inline distT="0" distB="0" distL="0" distR="0" wp14:anchorId="31723547" wp14:editId="67FDD815">
+            <wp:extent cx="5274310" cy="5447030"/>
+            <wp:effectExtent l="0" t="0" r="2540" b="1270"/>
+            <wp:docPr id="1323781438" name="图片 1"/>
+            <wp:cNvGraphicFramePr>
+              <a:graphicFrameLocks xmlns:a="http://schemas.openxmlformats.org/drawingml/2006/main" noChangeAspect="1"/>
+            </wp:cNvGraphicFramePr>
+            <a:graphic xmlns:a="http://schemas.openxmlformats.org/drawingml/2006/main">
+              <a:graphicData uri="http://schemas.openxmlformats.org/drawingml/2006/picture">
+                <pic:pic xmlns:pic="http://schemas.openxmlformats.org/drawingml/2006/picture">
+                  <pic:nvPicPr>
+                    <pic:cNvPr id="1323781438" name=""/>
+                    <pic:cNvPicPr/>
+                  </pic:nvPicPr>
+                  <pic:blipFill>
+                    <a:blip r:embed="rId42"/>
+                    <a:stretch>
+                      <a:fillRect/>
+                    </a:stretch>
+                  </pic:blipFill>
+                  <pic:spPr>
+                    <a:xfrm>
+                      <a:off x="0" y="0"/>
+                      <a:ext cx="5274310" cy="5447030"/>
+                    </a:xfrm>
+                    <a:prstGeom prst="rect">
+                      <a:avLst/>
+                    </a:prstGeom>
+                  </pic:spPr>
+                </pic:pic>
+              </a:graphicData>
+            </a:graphic>
+          </wp:inline>
+        </w:drawing>
+      </w:r>
+    </w:p>
+    <w:p/>
+    <w:p/>
+    <w:p/>
+    <w:p>
+      <w:pPr>
+        <w:rPr>
+          <w:rFonts w:hint="eastAsia"/>
+        </w:rPr>
+      </w:pPr>
     </w:p>
     <w:sectPr>
       <w:pgSz w:w="11906" w:h="16838"/>
@@ -2029,6 +2299,28 @@
       <w:jc w:val="both"/>
     </w:pPr>
   </w:style>
+  <w:style w:type="paragraph" w:styleId="1">
+    <w:name w:val="heading 1"/>
+    <w:basedOn w:val="a"/>
+    <w:next w:val="a"/>
+    <w:link w:val="10"/>
+    <w:uiPriority w:val="9"/>
+    <w:qFormat/>
+    <w:rsid w:val="00696156"/>
+    <w:pPr>
+      <w:keepNext/>
+      <w:keepLines/>
+      <w:spacing w:before="340" w:after="330" w:line="578" w:lineRule="auto"/>
+      <w:outlineLvl w:val="0"/>
+    </w:pPr>
+    <w:rPr>
+      <w:b/>
+      <w:bCs/>
+      <w:kern w:val="44"/>
+      <w:sz w:val="44"/>
+      <w:szCs w:val="44"/>
+    </w:rPr>
+  </w:style>
   <w:style w:type="paragraph" w:styleId="2">
     <w:name w:val="heading 2"/>
     <w:basedOn w:val="a"/>
@@ -2072,6 +2364,29 @@
       <w:bCs/>
       <w:sz w:val="32"/>
       <w:szCs w:val="32"/>
+    </w:rPr>
+  </w:style>
+  <w:style w:type="paragraph" w:styleId="4">
+    <w:name w:val="heading 4"/>
+    <w:basedOn w:val="a"/>
+    <w:next w:val="a"/>
+    <w:link w:val="40"/>
+    <w:uiPriority w:val="9"/>
+    <w:unhideWhenUsed/>
+    <w:qFormat/>
+    <w:rsid w:val="00696156"/>
+    <w:pPr>
+      <w:keepNext/>
+      <w:keepLines/>
+      <w:spacing w:before="280" w:after="290" w:line="376" w:lineRule="auto"/>
+      <w:outlineLvl w:val="3"/>
+    </w:pPr>
+    <w:rPr>
+      <w:rFonts w:asciiTheme="majorHAnsi" w:eastAsiaTheme="majorEastAsia" w:hAnsiTheme="majorHAnsi" w:cstheme="majorBidi"/>
+      <w:b/>
+      <w:bCs/>
+      <w:sz w:val="28"/>
+      <w:szCs w:val="28"/>
     </w:rPr>
   </w:style>
   <w:style w:type="character" w:default="1" w:styleId="a0">
@@ -2214,6 +2529,34 @@
       <w:bCs/>
       <w:sz w:val="32"/>
       <w:szCs w:val="32"/>
+    </w:rPr>
+  </w:style>
+  <w:style w:type="character" w:customStyle="1" w:styleId="10">
+    <w:name w:val="标题 1 字符"/>
+    <w:basedOn w:val="a0"/>
+    <w:link w:val="1"/>
+    <w:uiPriority w:val="9"/>
+    <w:rsid w:val="00696156"/>
+    <w:rPr>
+      <w:b/>
+      <w:bCs/>
+      <w:kern w:val="44"/>
+      <w:sz w:val="44"/>
+      <w:szCs w:val="44"/>
+    </w:rPr>
+  </w:style>
+  <w:style w:type="character" w:customStyle="1" w:styleId="40">
+    <w:name w:val="标题 4 字符"/>
+    <w:basedOn w:val="a0"/>
+    <w:link w:val="4"/>
+    <w:uiPriority w:val="9"/>
+    <w:rsid w:val="00696156"/>
+    <w:rPr>
+      <w:rFonts w:asciiTheme="majorHAnsi" w:eastAsiaTheme="majorEastAsia" w:hAnsiTheme="majorHAnsi" w:cstheme="majorBidi"/>
+      <w:b/>
+      <w:bCs/>
+      <w:sz w:val="28"/>
+      <w:szCs w:val="28"/>
     </w:rPr>
   </w:style>
 </w:styles>
